--- a/Parables-of-Jesus/parent-sheet-week-8.docx
+++ b/Parables-of-Jesus/parent-sheet-week-8.docx
@@ -152,7 +152,7 @@
                 <w:sz w:val="28"/>
                 <w:szCs w:val="28"/>
               </w:rPr>
-              <w:t>In the Parable of the Good Samaritan, a man is attacked by robbers and left badly hurt on the road. A priest and then a temple helper both see him and pass by on the other side. But a Samaritan — someone the man's people usually looked down on — stops, cares for his wounds, takes him to an inn, and pays for him to be looked after. Jesus uses the story to show that our neighbour is anyone who needs our help — and He tells us to go and do the same.</w:t>
+              <w:t>In the Parable of the Good Samaritan, a man is attacked by robbers and left hurt on the road. A priest and then a temple helper both see him and pass by. But a Samaritan — someone the man's people looked down on — stops, cares for his wounds, and pays for him to be looked after. Jesus uses the story to show that our neighbour is anyone who needs our help, and He tells us to go and do the same.</w:t>
             </w:r>
           </w:p>
         </w:tc>
@@ -247,7 +247,7 @@
                 <w:sz w:val="28"/>
                 <w:szCs w:val="28"/>
               </w:rPr>
-              <w:t>We are a bit like the man on the road — hurt by sin and unable to rescue ourselves. Others passed us by, but Jesus is like the Good Samaritan, only greater. He came to us, felt compassion for us, and paid the full price to heal us by giving His own life on the cross. He loved us when we could do nothing for Him. And because He has loved and rescued us, we can love others too — even people who are very different from us.</w:t>
+              <w:t>We are like the man on the road — hurt by sin and unable to rescue ourselves. Others passed by, but Jesus is like the Good Samaritan, only greater. He came to us, had compassion, and paid the full price to heal us by giving His own life on the cross. He loved us when we could do nothing for Him. And because He has rescued us, we can love others too — even those very different from us.</w:t>
             </w:r>
           </w:p>
         </w:tc>
